--- a/docs/questions/qs-multivariatechainrule.docx
+++ b/docs/questions/qs-multivariatechainrule.docx
@@ -52,7 +52,7 @@
         </w:rPr>
         <w:t xml:space="preserve"> </w:t>
       </w:r>
-      <w:hyperlink r:id="rId20">
+      <w:hyperlink r:id="rId9">
         <w:r>
           <w:rPr>
             <w:rStyle w:val="Hyperlink"/>
@@ -70,7 +70,7 @@
         <w:t xml:space="preserve">.</w:t>
       </w:r>
     </w:p>
-    <w:bookmarkStart w:id="21" w:name="q1"/>
+    <w:bookmarkStart w:id="10" w:name="q1"/>
     <w:p>
       <w:pPr>
         <w:pStyle w:val="Heading2"/>
@@ -102,28 +102,30 @@
         <m:r>
           <m:t>z</m:t>
         </m:r>
-        <m:d>
-          <m:dPr>
-            <m:begChr m:val="("/>
-            <m:sepChr m:val=""/>
-            <m:endChr m:val=")"/>
-            <m:grow/>
-          </m:dPr>
-          <m:e>
-            <m:r>
-              <m:t>x</m:t>
-            </m:r>
-            <m:r>
-              <m:rPr>
-                <m:sty m:val="p"/>
-              </m:rPr>
-              <m:t>,</m:t>
-            </m:r>
-            <m:r>
-              <m:t>y</m:t>
-            </m:r>
-          </m:e>
-        </m:d>
+        <m:r>
+          <m:rPr>
+            <m:sty m:val="p"/>
+          </m:rPr>
+          <m:t>(</m:t>
+        </m:r>
+        <m:r>
+          <m:t>x</m:t>
+        </m:r>
+        <m:r>
+          <m:rPr>
+            <m:sty m:val="p"/>
+          </m:rPr>
+          <m:t>,</m:t>
+        </m:r>
+        <m:r>
+          <m:t>y</m:t>
+        </m:r>
+        <m:r>
+          <m:rPr>
+            <m:sty m:val="p"/>
+          </m:rPr>
+          <m:t>)</m:t>
+        </m:r>
       </m:oMath>
       <w:r>
         <w:t xml:space="preserve"> </w:t>
@@ -292,19 +294,21 @@
           </m:rPr>
           <m:t>sin</m:t>
         </m:r>
-        <m:d>
-          <m:dPr>
-            <m:begChr m:val="("/>
-            <m:sepChr m:val=""/>
-            <m:endChr m:val=")"/>
-            <m:grow/>
-          </m:dPr>
-          <m:e>
-            <m:r>
-              <m:t>t</m:t>
-            </m:r>
-          </m:e>
-        </m:d>
+        <m:r>
+          <m:rPr>
+            <m:sty m:val="p"/>
+          </m:rPr>
+          <m:t>(</m:t>
+        </m:r>
+        <m:r>
+          <m:t>t</m:t>
+        </m:r>
+        <m:r>
+          <m:rPr>
+            <m:sty m:val="p"/>
+          </m:rPr>
+          <m:t>)</m:t>
+        </m:r>
       </m:oMath>
       <w:r>
         <w:t xml:space="preserve"> </w:t>
@@ -374,22 +378,24 @@
           </m:rPr>
           <m:t>ln</m:t>
         </m:r>
-        <m:d>
-          <m:dPr>
-            <m:begChr m:val="("/>
-            <m:sepChr m:val=""/>
-            <m:endChr m:val=")"/>
-            <m:grow/>
-          </m:dPr>
-          <m:e>
-            <m:r>
-              <m:t>x</m:t>
-            </m:r>
-            <m:r>
-              <m:t>y</m:t>
-            </m:r>
-          </m:e>
-        </m:d>
+        <m:r>
+          <m:rPr>
+            <m:sty m:val="p"/>
+          </m:rPr>
+          <m:t>(</m:t>
+        </m:r>
+        <m:r>
+          <m:t>x</m:t>
+        </m:r>
+        <m:r>
+          <m:t>y</m:t>
+        </m:r>
+        <m:r>
+          <m:rPr>
+            <m:sty m:val="p"/>
+          </m:rPr>
+          <m:t>)</m:t>
+        </m:r>
       </m:oMath>
       <w:r>
         <w:t xml:space="preserve"> </w:t>
@@ -448,19 +454,21 @@
           </m:rPr>
           <m:t>cos</m:t>
         </m:r>
-        <m:d>
-          <m:dPr>
-            <m:begChr m:val="("/>
-            <m:sepChr m:val=""/>
-            <m:endChr m:val=")"/>
-            <m:grow/>
-          </m:dPr>
-          <m:e>
-            <m:r>
-              <m:t>t</m:t>
-            </m:r>
-          </m:e>
-        </m:d>
+        <m:r>
+          <m:rPr>
+            <m:sty m:val="p"/>
+          </m:rPr>
+          <m:t>(</m:t>
+        </m:r>
+        <m:r>
+          <m:t>t</m:t>
+        </m:r>
+        <m:r>
+          <m:rPr>
+            <m:sty m:val="p"/>
+          </m:rPr>
+          <m:t>)</m:t>
+        </m:r>
       </m:oMath>
       <w:r>
         <w:t xml:space="preserve">.</w:t>
@@ -683,28 +691,30 @@
           </m:rPr>
           <m:t>ln</m:t>
         </m:r>
-        <m:d>
-          <m:dPr>
-            <m:begChr m:val="("/>
-            <m:sepChr m:val=""/>
-            <m:endChr m:val=")"/>
-            <m:grow/>
-          </m:dPr>
-          <m:e>
-            <m:r>
-              <m:t>t</m:t>
-            </m:r>
-            <m:r>
-              <m:rPr>
-                <m:sty m:val="p"/>
-              </m:rPr>
-              <m:t>+</m:t>
-            </m:r>
-            <m:r>
-              <m:t>1</m:t>
-            </m:r>
-          </m:e>
-        </m:d>
+        <m:r>
+          <m:rPr>
+            <m:sty m:val="p"/>
+          </m:rPr>
+          <m:t>(</m:t>
+        </m:r>
+        <m:r>
+          <m:t>t</m:t>
+        </m:r>
+        <m:r>
+          <m:rPr>
+            <m:sty m:val="p"/>
+          </m:rPr>
+          <m:t>+</m:t>
+        </m:r>
+        <m:r>
+          <m:t>1</m:t>
+        </m:r>
+        <m:r>
+          <m:rPr>
+            <m:sty m:val="p"/>
+          </m:rPr>
+          <m:t>)</m:t>
+        </m:r>
       </m:oMath>
       <w:r>
         <w:t xml:space="preserve">.</w:t>
@@ -742,19 +752,21 @@
           </m:rPr>
           <m:t>tan</m:t>
         </m:r>
-        <m:d>
-          <m:dPr>
-            <m:begChr m:val="("/>
-            <m:sepChr m:val=""/>
-            <m:endChr m:val=")"/>
-            <m:grow/>
-          </m:dPr>
-          <m:e>
-            <m:r>
-              <m:t>y</m:t>
-            </m:r>
-          </m:e>
-        </m:d>
+        <m:r>
+          <m:rPr>
+            <m:sty m:val="p"/>
+          </m:rPr>
+          <m:t>(</m:t>
+        </m:r>
+        <m:r>
+          <m:t>y</m:t>
+        </m:r>
+        <m:r>
+          <m:rPr>
+            <m:sty m:val="p"/>
+          </m:rPr>
+          <m:t>)</m:t>
+        </m:r>
       </m:oMath>
       <w:r>
         <w:t xml:space="preserve"> </w:t>
@@ -781,19 +793,21 @@
           </m:rPr>
           <m:t>cos</m:t>
         </m:r>
-        <m:d>
-          <m:dPr>
-            <m:begChr m:val="("/>
-            <m:sepChr m:val=""/>
-            <m:endChr m:val=")"/>
-            <m:grow/>
-          </m:dPr>
-          <m:e>
-            <m:r>
-              <m:t>t</m:t>
-            </m:r>
-          </m:e>
-        </m:d>
+        <m:r>
+          <m:rPr>
+            <m:sty m:val="p"/>
+          </m:rPr>
+          <m:t>(</m:t>
+        </m:r>
+        <m:r>
+          <m:t>t</m:t>
+        </m:r>
+        <m:r>
+          <m:rPr>
+            <m:sty m:val="p"/>
+          </m:rPr>
+          <m:t>)</m:t>
+        </m:r>
       </m:oMath>
       <w:r>
         <w:t xml:space="preserve"> </w:t>
@@ -963,19 +977,21 @@
           </m:rPr>
           <m:t>sin</m:t>
         </m:r>
-        <m:d>
-          <m:dPr>
-            <m:begChr m:val="("/>
-            <m:sepChr m:val=""/>
-            <m:endChr m:val=")"/>
-            <m:grow/>
-          </m:dPr>
-          <m:e>
-            <m:r>
-              <m:t>t</m:t>
-            </m:r>
-          </m:e>
-        </m:d>
+        <m:r>
+          <m:rPr>
+            <m:sty m:val="p"/>
+          </m:rPr>
+          <m:t>(</m:t>
+        </m:r>
+        <m:r>
+          <m:t>t</m:t>
+        </m:r>
+        <m:r>
+          <m:rPr>
+            <m:sty m:val="p"/>
+          </m:rPr>
+          <m:t>)</m:t>
+        </m:r>
       </m:oMath>
       <w:r>
         <w:t xml:space="preserve">.</w:t>
@@ -1184,19 +1200,21 @@
           </m:rPr>
           <m:t>cos</m:t>
         </m:r>
-        <m:d>
-          <m:dPr>
-            <m:begChr m:val="("/>
-            <m:sepChr m:val=""/>
-            <m:endChr m:val=")"/>
-            <m:grow/>
-          </m:dPr>
-          <m:e>
-            <m:r>
-              <m:t>t</m:t>
-            </m:r>
-          </m:e>
-        </m:d>
+        <m:r>
+          <m:rPr>
+            <m:sty m:val="p"/>
+          </m:rPr>
+          <m:t>(</m:t>
+        </m:r>
+        <m:r>
+          <m:t>t</m:t>
+        </m:r>
+        <m:r>
+          <m:rPr>
+            <m:sty m:val="p"/>
+          </m:rPr>
+          <m:t>)</m:t>
+        </m:r>
       </m:oMath>
       <w:r>
         <w:t xml:space="preserve"> </w:t>
@@ -1223,19 +1241,21 @@
           </m:rPr>
           <m:t>sin</m:t>
         </m:r>
-        <m:d>
-          <m:dPr>
-            <m:begChr m:val="("/>
-            <m:sepChr m:val=""/>
-            <m:endChr m:val=")"/>
-            <m:grow/>
-          </m:dPr>
-          <m:e>
-            <m:r>
-              <m:t>t</m:t>
-            </m:r>
-          </m:e>
-        </m:d>
+        <m:r>
+          <m:rPr>
+            <m:sty m:val="p"/>
+          </m:rPr>
+          <m:t>(</m:t>
+        </m:r>
+        <m:r>
+          <m:t>t</m:t>
+        </m:r>
+        <m:r>
+          <m:rPr>
+            <m:sty m:val="p"/>
+          </m:rPr>
+          <m:t>)</m:t>
+        </m:r>
       </m:oMath>
       <w:r>
         <w:t xml:space="preserve">.</w:t>
@@ -1398,19 +1418,21 @@
           </m:rPr>
           <m:t>ln</m:t>
         </m:r>
-        <m:d>
-          <m:dPr>
-            <m:begChr m:val="("/>
-            <m:sepChr m:val=""/>
-            <m:endChr m:val=")"/>
-            <m:grow/>
-          </m:dPr>
-          <m:e>
-            <m:r>
-              <m:t>x</m:t>
-            </m:r>
-          </m:e>
-        </m:d>
+        <m:r>
+          <m:rPr>
+            <m:sty m:val="p"/>
+          </m:rPr>
+          <m:t>(</m:t>
+        </m:r>
+        <m:r>
+          <m:t>x</m:t>
+        </m:r>
+        <m:r>
+          <m:rPr>
+            <m:sty m:val="p"/>
+          </m:rPr>
+          <m:t>)</m:t>
+        </m:r>
         <m:r>
           <m:rPr>
             <m:sty m:val="p"/>
@@ -1588,19 +1610,21 @@
           </m:rPr>
           <m:t>ln</m:t>
         </m:r>
-        <m:d>
-          <m:dPr>
-            <m:begChr m:val="("/>
-            <m:sepChr m:val=""/>
-            <m:endChr m:val=")"/>
-            <m:grow/>
-          </m:dPr>
-          <m:e>
-            <m:r>
-              <m:t>t</m:t>
-            </m:r>
-          </m:e>
-        </m:d>
+        <m:r>
+          <m:rPr>
+            <m:sty m:val="p"/>
+          </m:rPr>
+          <m:t>(</m:t>
+        </m:r>
+        <m:r>
+          <m:t>t</m:t>
+        </m:r>
+        <m:r>
+          <m:rPr>
+            <m:sty m:val="p"/>
+          </m:rPr>
+          <m:t>)</m:t>
+        </m:r>
       </m:oMath>
       <w:r>
         <w:t xml:space="preserve">.</w:t>
@@ -1647,19 +1671,21 @@
           </m:rPr>
           <m:t>sin</m:t>
         </m:r>
-        <m:d>
-          <m:dPr>
-            <m:begChr m:val="("/>
-            <m:sepChr m:val=""/>
-            <m:endChr m:val=")"/>
-            <m:grow/>
-          </m:dPr>
-          <m:e>
-            <m:r>
-              <m:t>y</m:t>
-            </m:r>
-          </m:e>
-        </m:d>
+        <m:r>
+          <m:rPr>
+            <m:sty m:val="p"/>
+          </m:rPr>
+          <m:t>(</m:t>
+        </m:r>
+        <m:r>
+          <m:t>y</m:t>
+        </m:r>
+        <m:r>
+          <m:rPr>
+            <m:sty m:val="p"/>
+          </m:rPr>
+          <m:t>)</m:t>
+        </m:r>
       </m:oMath>
       <w:r>
         <w:t xml:space="preserve"> </w:t>
@@ -1925,28 +1951,30 @@
           </m:rPr>
           <m:t>ln</m:t>
         </m:r>
-        <m:d>
-          <m:dPr>
-            <m:begChr m:val="("/>
-            <m:sepChr m:val=""/>
-            <m:endChr m:val=")"/>
-            <m:grow/>
-          </m:dPr>
-          <m:e>
-            <m:r>
-              <m:t>t</m:t>
-            </m:r>
-            <m:r>
-              <m:rPr>
-                <m:sty m:val="p"/>
-              </m:rPr>
-              <m:t>+</m:t>
-            </m:r>
-            <m:r>
-              <m:t>2</m:t>
-            </m:r>
-          </m:e>
-        </m:d>
+        <m:r>
+          <m:rPr>
+            <m:sty m:val="p"/>
+          </m:rPr>
+          <m:t>(</m:t>
+        </m:r>
+        <m:r>
+          <m:t>t</m:t>
+        </m:r>
+        <m:r>
+          <m:rPr>
+            <m:sty m:val="p"/>
+          </m:rPr>
+          <m:t>+</m:t>
+        </m:r>
+        <m:r>
+          <m:t>2</m:t>
+        </m:r>
+        <m:r>
+          <m:rPr>
+            <m:sty m:val="p"/>
+          </m:rPr>
+          <m:t>)</m:t>
+        </m:r>
       </m:oMath>
       <w:r>
         <w:t xml:space="preserve"> </w:t>
@@ -1983,8 +2011,8 @@
         <w:t xml:space="preserve">.</w:t>
       </w:r>
     </w:p>
-    <w:bookmarkEnd w:id="21"/>
-    <w:bookmarkStart w:id="22" w:name="q2"/>
+    <w:bookmarkEnd w:id="10"/>
+    <w:bookmarkStart w:id="11" w:name="q2"/>
     <w:p>
       <w:pPr>
         <w:pStyle w:val="Heading2"/>
@@ -2016,28 +2044,30 @@
         <m:r>
           <m:t>z</m:t>
         </m:r>
-        <m:d>
-          <m:dPr>
-            <m:begChr m:val="("/>
-            <m:sepChr m:val=""/>
-            <m:endChr m:val=")"/>
-            <m:grow/>
-          </m:dPr>
-          <m:e>
-            <m:r>
-              <m:t>x</m:t>
-            </m:r>
-            <m:r>
-              <m:rPr>
-                <m:sty m:val="p"/>
-              </m:rPr>
-              <m:t>,</m:t>
-            </m:r>
-            <m:r>
-              <m:t>y</m:t>
-            </m:r>
-          </m:e>
-        </m:d>
+        <m:r>
+          <m:rPr>
+            <m:sty m:val="p"/>
+          </m:rPr>
+          <m:t>(</m:t>
+        </m:r>
+        <m:r>
+          <m:t>x</m:t>
+        </m:r>
+        <m:r>
+          <m:rPr>
+            <m:sty m:val="p"/>
+          </m:rPr>
+          <m:t>,</m:t>
+        </m:r>
+        <m:r>
+          <m:t>y</m:t>
+        </m:r>
+        <m:r>
+          <m:rPr>
+            <m:sty m:val="p"/>
+          </m:rPr>
+          <m:t>)</m:t>
+        </m:r>
       </m:oMath>
       <w:r>
         <w:t xml:space="preserve"> </w:t>
@@ -2362,14 +2392,284 @@
           </m:rPr>
           <m:t>ln</m:t>
         </m:r>
-        <m:d>
-          <m:dPr>
-            <m:begChr m:val="("/>
-            <m:sepChr m:val=""/>
-            <m:endChr m:val=")"/>
-            <m:grow/>
-          </m:dPr>
+        <m:r>
+          <m:rPr>
+            <m:sty m:val="p"/>
+          </m:rPr>
+          <m:t>(</m:t>
+        </m:r>
+        <m:r>
+          <m:t>x</m:t>
+        </m:r>
+        <m:r>
+          <m:rPr>
+            <m:sty m:val="p"/>
+          </m:rPr>
+          <m:t>+</m:t>
+        </m:r>
+        <m:r>
+          <m:t>y</m:t>
+        </m:r>
+        <m:r>
+          <m:rPr>
+            <m:sty m:val="p"/>
+          </m:rPr>
+          <m:t>)</m:t>
+        </m:r>
+      </m:oMath>
+      <w:r>
+        <w:t xml:space="preserve"> </w:t>
+      </w:r>
+      <w:r>
+        <w:t xml:space="preserve">where</w:t>
+      </w:r>
+      <w:r>
+        <w:t xml:space="preserve"> </w:t>
+      </w:r>
+      <m:oMath>
+        <m:r>
+          <m:t>x</m:t>
+        </m:r>
+        <m:r>
+          <m:rPr>
+            <m:sty m:val="p"/>
+          </m:rPr>
+          <m:t>=</m:t>
+        </m:r>
+        <m:sSup>
           <m:e>
+            <m:r>
+              <m:t>e</m:t>
+            </m:r>
+          </m:e>
+          <m:sup>
+            <m:r>
+              <m:t>s</m:t>
+            </m:r>
+          </m:sup>
+        </m:sSup>
+        <m:r>
+          <m:rPr>
+            <m:sty m:val="p"/>
+          </m:rPr>
+          <m:t>cos</m:t>
+        </m:r>
+        <m:r>
+          <m:rPr>
+            <m:sty m:val="p"/>
+          </m:rPr>
+          <m:t>(</m:t>
+        </m:r>
+        <m:r>
+          <m:t>t</m:t>
+        </m:r>
+        <m:r>
+          <m:rPr>
+            <m:sty m:val="p"/>
+          </m:rPr>
+          <m:t>)</m:t>
+        </m:r>
+      </m:oMath>
+      <w:r>
+        <w:t xml:space="preserve"> </w:t>
+      </w:r>
+      <w:r>
+        <w:t xml:space="preserve">and</w:t>
+      </w:r>
+      <w:r>
+        <w:t xml:space="preserve"> </w:t>
+      </w:r>
+      <m:oMath>
+        <m:r>
+          <m:t>y</m:t>
+        </m:r>
+        <m:r>
+          <m:rPr>
+            <m:sty m:val="p"/>
+          </m:rPr>
+          <m:t>=</m:t>
+        </m:r>
+        <m:sSup>
+          <m:e>
+            <m:r>
+              <m:t>e</m:t>
+            </m:r>
+          </m:e>
+          <m:sup>
+            <m:r>
+              <m:t>s</m:t>
+            </m:r>
+          </m:sup>
+        </m:sSup>
+        <m:r>
+          <m:rPr>
+            <m:sty m:val="p"/>
+          </m:rPr>
+          <m:t>sin</m:t>
+        </m:r>
+        <m:r>
+          <m:rPr>
+            <m:sty m:val="p"/>
+          </m:rPr>
+          <m:t>(</m:t>
+        </m:r>
+        <m:r>
+          <m:t>t</m:t>
+        </m:r>
+        <m:r>
+          <m:rPr>
+            <m:sty m:val="p"/>
+          </m:rPr>
+          <m:t>)</m:t>
+        </m:r>
+      </m:oMath>
+      <w:r>
+        <w:t xml:space="preserve">.</w:t>
+      </w:r>
+    </w:p>
+    <w:p>
+      <w:pPr>
+        <w:pStyle w:val="BodyText"/>
+      </w:pPr>
+      <w:r>
+        <w:t xml:space="preserve">2.3.</w:t>
+      </w:r>
+      <w:r>
+        <w:t xml:space="preserve"> </w:t>
+      </w:r>
+      <m:oMath>
+        <m:r>
+          <m:t> </m:t>
+        </m:r>
+        <m:r>
+          <m:t>z</m:t>
+        </m:r>
+        <m:r>
+          <m:rPr>
+            <m:sty m:val="p"/>
+          </m:rPr>
+          <m:t>=</m:t>
+        </m:r>
+        <m:sSup>
+          <m:e>
+            <m:r>
+              <m:t>x</m:t>
+            </m:r>
+          </m:e>
+          <m:sup>
+            <m:r>
+              <m:t>3</m:t>
+            </m:r>
+          </m:sup>
+        </m:sSup>
+        <m:r>
+          <m:rPr>
+            <m:sty m:val="p"/>
+          </m:rPr>
+          <m:t>−</m:t>
+        </m:r>
+        <m:r>
+          <m:t>3</m:t>
+        </m:r>
+        <m:r>
+          <m:t>x</m:t>
+        </m:r>
+        <m:r>
+          <m:t>y</m:t>
+        </m:r>
+      </m:oMath>
+      <w:r>
+        <w:t xml:space="preserve"> </w:t>
+      </w:r>
+      <w:r>
+        <w:t xml:space="preserve">where</w:t>
+      </w:r>
+      <w:r>
+        <w:t xml:space="preserve"> </w:t>
+      </w:r>
+      <m:oMath>
+        <m:r>
+          <m:t>x</m:t>
+        </m:r>
+        <m:r>
+          <m:rPr>
+            <m:sty m:val="p"/>
+          </m:rPr>
+          <m:t>=</m:t>
+        </m:r>
+        <m:r>
+          <m:t>s</m:t>
+        </m:r>
+        <m:r>
+          <m:t>t</m:t>
+        </m:r>
+      </m:oMath>
+      <w:r>
+        <w:t xml:space="preserve"> </w:t>
+      </w:r>
+      <w:r>
+        <w:t xml:space="preserve">and</w:t>
+      </w:r>
+      <w:r>
+        <w:t xml:space="preserve"> </w:t>
+      </w:r>
+      <m:oMath>
+        <m:r>
+          <m:t>y</m:t>
+        </m:r>
+        <m:r>
+          <m:rPr>
+            <m:sty m:val="p"/>
+          </m:rPr>
+          <m:t>=</m:t>
+        </m:r>
+        <m:r>
+          <m:t>s</m:t>
+        </m:r>
+        <m:r>
+          <m:rPr>
+            <m:sty m:val="p"/>
+          </m:rPr>
+          <m:t>+</m:t>
+        </m:r>
+        <m:r>
+          <m:t>t</m:t>
+        </m:r>
+      </m:oMath>
+      <w:r>
+        <w:t xml:space="preserve">.</w:t>
+      </w:r>
+    </w:p>
+    <w:p>
+      <w:pPr>
+        <w:pStyle w:val="BodyText"/>
+      </w:pPr>
+      <w:r>
+        <w:t xml:space="preserve">2.4.</w:t>
+      </w:r>
+      <w:r>
+        <w:t xml:space="preserve"> </w:t>
+      </w:r>
+      <m:oMath>
+        <m:r>
+          <m:t> </m:t>
+        </m:r>
+        <m:r>
+          <m:t>z</m:t>
+        </m:r>
+        <m:r>
+          <m:rPr>
+            <m:sty m:val="p"/>
+          </m:rPr>
+          <m:t>=</m:t>
+        </m:r>
+        <m:sSup>
+          <m:e>
+            <m:r>
+              <m:t>e</m:t>
+            </m:r>
+          </m:e>
+          <m:sup>
             <m:r>
               <m:t>x</m:t>
             </m:r>
@@ -2382,8 +2682,8 @@
             <m:r>
               <m:t>y</m:t>
             </m:r>
-          </m:e>
-        </m:d>
+          </m:sup>
+        </m:sSup>
       </m:oMath>
       <w:r>
         <w:t xml:space="preserve"> </w:t>
@@ -2407,34 +2707,15 @@
         <m:sSup>
           <m:e>
             <m:r>
-              <m:t>e</m:t>
+              <m:t>s</m:t>
             </m:r>
           </m:e>
           <m:sup>
             <m:r>
-              <m:t>s</m:t>
+              <m:t>2</m:t>
             </m:r>
           </m:sup>
         </m:sSup>
-        <m:r>
-          <m:rPr>
-            <m:sty m:val="p"/>
-          </m:rPr>
-          <m:t>cos</m:t>
-        </m:r>
-        <m:d>
-          <m:dPr>
-            <m:begChr m:val="("/>
-            <m:sepChr m:val=""/>
-            <m:endChr m:val=")"/>
-            <m:grow/>
-          </m:dPr>
-          <m:e>
-            <m:r>
-              <m:t>t</m:t>
-            </m:r>
-          </m:e>
-        </m:d>
       </m:oMath>
       <w:r>
         <w:t xml:space="preserve"> </w:t>
@@ -2454,38 +2735,147 @@
             <m:sty m:val="p"/>
           </m:rPr>
           <m:t>=</m:t>
+        </m:r>
+        <m:r>
+          <m:rPr>
+            <m:sty m:val="p"/>
+          </m:rPr>
+          <m:t>ln</m:t>
+        </m:r>
+        <m:r>
+          <m:rPr>
+            <m:sty m:val="p"/>
+          </m:rPr>
+          <m:t>(</m:t>
+        </m:r>
+        <m:r>
+          <m:t>t</m:t>
+        </m:r>
+        <m:r>
+          <m:rPr>
+            <m:sty m:val="p"/>
+          </m:rPr>
+          <m:t>)</m:t>
+        </m:r>
+      </m:oMath>
+      <w:r>
+        <w:t xml:space="preserve">.</w:t>
+      </w:r>
+    </w:p>
+    <w:p>
+      <w:pPr>
+        <w:pStyle w:val="BodyText"/>
+      </w:pPr>
+      <w:r>
+        <w:t xml:space="preserve">2.5.</w:t>
+      </w:r>
+      <w:r>
+        <w:t xml:space="preserve"> </w:t>
+      </w:r>
+      <m:oMath>
+        <m:r>
+          <m:t> </m:t>
+        </m:r>
+        <m:r>
+          <m:t>z</m:t>
+        </m:r>
+        <m:r>
+          <m:rPr>
+            <m:sty m:val="p"/>
+          </m:rPr>
+          <m:t>=</m:t>
+        </m:r>
+        <m:r>
+          <m:t>x</m:t>
+        </m:r>
+        <m:r>
+          <m:rPr>
+            <m:sty m:val="p"/>
+          </m:rPr>
+          <m:t>sin</m:t>
+        </m:r>
+        <m:r>
+          <m:rPr>
+            <m:sty m:val="p"/>
+          </m:rPr>
+          <m:t>(</m:t>
+        </m:r>
+        <m:r>
+          <m:t>y</m:t>
+        </m:r>
+        <m:r>
+          <m:rPr>
+            <m:sty m:val="p"/>
+          </m:rPr>
+          <m:t>)</m:t>
+        </m:r>
+      </m:oMath>
+      <w:r>
+        <w:t xml:space="preserve"> </w:t>
+      </w:r>
+      <w:r>
+        <w:t xml:space="preserve">where</w:t>
+      </w:r>
+      <w:r>
+        <w:t xml:space="preserve"> </w:t>
+      </w:r>
+      <m:oMath>
+        <m:r>
+          <m:t>x</m:t>
+        </m:r>
+        <m:r>
+          <m:rPr>
+            <m:sty m:val="p"/>
+          </m:rPr>
+          <m:t>=</m:t>
+        </m:r>
+        <m:r>
+          <m:t>s</m:t>
+        </m:r>
+        <m:r>
+          <m:rPr>
+            <m:sty m:val="p"/>
+          </m:rPr>
+          <m:t>−</m:t>
         </m:r>
         <m:sSup>
           <m:e>
             <m:r>
-              <m:t>e</m:t>
+              <m:t>t</m:t>
             </m:r>
           </m:e>
           <m:sup>
             <m:r>
-              <m:t>s</m:t>
+              <m:t>2</m:t>
             </m:r>
           </m:sup>
         </m:sSup>
-        <m:r>
-          <m:rPr>
-            <m:sty m:val="p"/>
-          </m:rPr>
-          <m:t>sin</m:t>
-        </m:r>
-        <m:d>
-          <m:dPr>
-            <m:begChr m:val="("/>
-            <m:sepChr m:val=""/>
-            <m:endChr m:val=")"/>
-            <m:grow/>
-          </m:dPr>
-          <m:e>
-            <m:r>
-              <m:t>t</m:t>
-            </m:r>
-          </m:e>
-        </m:d>
+      </m:oMath>
+      <w:r>
+        <w:t xml:space="preserve"> </w:t>
+      </w:r>
+      <w:r>
+        <w:t xml:space="preserve">and</w:t>
+      </w:r>
+      <w:r>
+        <w:t xml:space="preserve"> </w:t>
+      </w:r>
+      <m:oMath>
+        <m:r>
+          <m:t>y</m:t>
+        </m:r>
+        <m:r>
+          <m:rPr>
+            <m:sty m:val="p"/>
+          </m:rPr>
+          <m:t>=</m:t>
+        </m:r>
+        <m:r>
+          <m:t>s</m:t>
+        </m:r>
+        <m:r>
+          <m:t>t</m:t>
+        </m:r>
       </m:oMath>
       <w:r>
         <w:t xml:space="preserve">.</w:t>
@@ -2496,7 +2886,7 @@
         <w:pStyle w:val="BodyText"/>
       </w:pPr>
       <w:r>
-        <w:t xml:space="preserve">2.3.</w:t>
+        <w:t xml:space="preserve">2.6.</w:t>
       </w:r>
       <w:r>
         <w:t xml:space="preserve"> </w:t>
@@ -2522,7 +2912,7 @@
           </m:e>
           <m:sup>
             <m:r>
-              <m:t>3</m:t>
+              <m:t>2</m:t>
             </m:r>
           </m:sup>
         </m:sSup>
@@ -2530,74 +2920,143 @@
           <m:rPr>
             <m:sty m:val="p"/>
           </m:rPr>
-          <m:t>−</m:t>
-        </m:r>
-        <m:r>
-          <m:t>3</m:t>
-        </m:r>
+          <m:t>+</m:t>
+        </m:r>
+        <m:sSup>
+          <m:e>
+            <m:r>
+              <m:t>y</m:t>
+            </m:r>
+          </m:e>
+          <m:sup>
+            <m:r>
+              <m:t>2</m:t>
+            </m:r>
+          </m:sup>
+        </m:sSup>
+      </m:oMath>
+      <w:r>
+        <w:t xml:space="preserve"> </w:t>
+      </w:r>
+      <w:r>
+        <w:t xml:space="preserve">where</w:t>
+      </w:r>
+      <w:r>
+        <w:t xml:space="preserve"> </w:t>
+      </w:r>
+      <m:oMath>
         <m:r>
           <m:t>x</m:t>
         </m:r>
         <m:r>
+          <m:rPr>
+            <m:sty m:val="p"/>
+          </m:rPr>
+          <m:t>=</m:t>
+        </m:r>
+        <m:r>
+          <m:rPr>
+            <m:sty m:val="p"/>
+          </m:rPr>
+          <m:t>cos</m:t>
+        </m:r>
+        <m:r>
+          <m:rPr>
+            <m:sty m:val="p"/>
+          </m:rPr>
+          <m:t>(</m:t>
+        </m:r>
+        <m:r>
+          <m:t>s</m:t>
+        </m:r>
+        <m:r>
+          <m:rPr>
+            <m:sty m:val="p"/>
+          </m:rPr>
+          <m:t>)</m:t>
+        </m:r>
+        <m:r>
+          <m:rPr>
+            <m:sty m:val="p"/>
+          </m:rPr>
+          <m:t>sin</m:t>
+        </m:r>
+        <m:r>
+          <m:rPr>
+            <m:sty m:val="p"/>
+          </m:rPr>
+          <m:t>(</m:t>
+        </m:r>
+        <m:r>
+          <m:t>t</m:t>
+        </m:r>
+        <m:r>
+          <m:rPr>
+            <m:sty m:val="p"/>
+          </m:rPr>
+          <m:t>)</m:t>
+        </m:r>
+      </m:oMath>
+      <w:r>
+        <w:t xml:space="preserve"> </w:t>
+      </w:r>
+      <w:r>
+        <w:t xml:space="preserve">and</w:t>
+      </w:r>
+      <w:r>
+        <w:t xml:space="preserve"> </w:t>
+      </w:r>
+      <m:oMath>
+        <m:r>
           <m:t>y</m:t>
         </m:r>
-      </m:oMath>
-      <w:r>
-        <w:t xml:space="preserve"> </w:t>
-      </w:r>
-      <w:r>
-        <w:t xml:space="preserve">where</w:t>
-      </w:r>
-      <w:r>
-        <w:t xml:space="preserve"> </w:t>
-      </w:r>
-      <m:oMath>
-        <m:r>
-          <m:t>x</m:t>
-        </m:r>
-        <m:r>
-          <m:rPr>
-            <m:sty m:val="p"/>
-          </m:rPr>
-          <m:t>=</m:t>
+        <m:r>
+          <m:rPr>
+            <m:sty m:val="p"/>
+          </m:rPr>
+          <m:t>=</m:t>
+        </m:r>
+        <m:r>
+          <m:rPr>
+            <m:sty m:val="p"/>
+          </m:rPr>
+          <m:t>sin</m:t>
+        </m:r>
+        <m:r>
+          <m:rPr>
+            <m:sty m:val="p"/>
+          </m:rPr>
+          <m:t>(</m:t>
         </m:r>
         <m:r>
           <m:t>s</m:t>
         </m:r>
         <m:r>
+          <m:rPr>
+            <m:sty m:val="p"/>
+          </m:rPr>
+          <m:t>)</m:t>
+        </m:r>
+        <m:r>
+          <m:rPr>
+            <m:sty m:val="p"/>
+          </m:rPr>
+          <m:t>cos</m:t>
+        </m:r>
+        <m:r>
+          <m:rPr>
+            <m:sty m:val="p"/>
+          </m:rPr>
+          <m:t>(</m:t>
+        </m:r>
+        <m:r>
           <m:t>t</m:t>
         </m:r>
-      </m:oMath>
-      <w:r>
-        <w:t xml:space="preserve"> </w:t>
-      </w:r>
-      <w:r>
-        <w:t xml:space="preserve">and</w:t>
-      </w:r>
-      <w:r>
-        <w:t xml:space="preserve"> </w:t>
-      </w:r>
-      <m:oMath>
-        <m:r>
-          <m:t>y</m:t>
-        </m:r>
-        <m:r>
-          <m:rPr>
-            <m:sty m:val="p"/>
-          </m:rPr>
-          <m:t>=</m:t>
-        </m:r>
-        <m:r>
-          <m:t>s</m:t>
-        </m:r>
-        <m:r>
-          <m:rPr>
-            <m:sty m:val="p"/>
-          </m:rPr>
-          <m:t>+</m:t>
-        </m:r>
-        <m:r>
-          <m:t>t</m:t>
+        <m:r>
+          <m:rPr>
+            <m:sty m:val="p"/>
+          </m:rPr>
+          <m:t>)</m:t>
         </m:r>
       </m:oMath>
       <w:r>
@@ -2609,7 +3068,7 @@
         <w:pStyle w:val="BodyText"/>
       </w:pPr>
       <w:r>
-        <w:t xml:space="preserve">2.4.</w:t>
+        <w:t xml:space="preserve">2.7.</w:t>
       </w:r>
       <w:r>
         <w:t xml:space="preserve"> </w:t>
@@ -2626,25 +3085,28 @@
             <m:sty m:val="p"/>
           </m:rPr>
           <m:t>=</m:t>
+        </m:r>
+        <m:r>
+          <m:t>x</m:t>
+        </m:r>
+        <m:r>
+          <m:t>y</m:t>
+        </m:r>
+        <m:r>
+          <m:rPr>
+            <m:sty m:val="p"/>
+          </m:rPr>
+          <m:t>+</m:t>
         </m:r>
         <m:sSup>
           <m:e>
             <m:r>
-              <m:t>e</m:t>
+              <m:t>x</m:t>
             </m:r>
           </m:e>
           <m:sup>
             <m:r>
-              <m:t>x</m:t>
-            </m:r>
-            <m:r>
-              <m:rPr>
-                <m:sty m:val="p"/>
-              </m:rPr>
-              <m:t>+</m:t>
-            </m:r>
-            <m:r>
-              <m:t>y</m:t>
+              <m:t>2</m:t>
             </m:r>
           </m:sup>
         </m:sSup>
@@ -2668,18 +3130,18 @@
           </m:rPr>
           <m:t>=</m:t>
         </m:r>
-        <m:sSup>
-          <m:e>
-            <m:r>
-              <m:t>s</m:t>
-            </m:r>
-          </m:e>
-          <m:sup>
-            <m:r>
-              <m:t>2</m:t>
-            </m:r>
-          </m:sup>
-        </m:sSup>
+        <m:r>
+          <m:t>s</m:t>
+        </m:r>
+        <m:r>
+          <m:rPr>
+            <m:sty m:val="p"/>
+          </m:rPr>
+          <m:t>+</m:t>
+        </m:r>
+        <m:r>
+          <m:t>t</m:t>
+        </m:r>
       </m:oMath>
       <w:r>
         <w:t xml:space="preserve"> </w:t>
@@ -2701,24 +3163,17 @@
           <m:t>=</m:t>
         </m:r>
         <m:r>
-          <m:rPr>
-            <m:sty m:val="p"/>
-          </m:rPr>
-          <m:t>ln</m:t>
-        </m:r>
-        <m:d>
-          <m:dPr>
-            <m:begChr m:val="("/>
-            <m:sepChr m:val=""/>
-            <m:endChr m:val=")"/>
-            <m:grow/>
-          </m:dPr>
-          <m:e>
-            <m:r>
-              <m:t>t</m:t>
-            </m:r>
-          </m:e>
-        </m:d>
+          <m:t>s</m:t>
+        </m:r>
+        <m:r>
+          <m:rPr>
+            <m:sty m:val="p"/>
+          </m:rPr>
+          <m:t>−</m:t>
+        </m:r>
+        <m:r>
+          <m:t>t</m:t>
+        </m:r>
       </m:oMath>
       <w:r>
         <w:t xml:space="preserve">.</w:t>
@@ -2729,7 +3184,7 @@
         <w:pStyle w:val="BodyText"/>
       </w:pPr>
       <w:r>
-        <w:t xml:space="preserve">2.5.</w:t>
+        <w:t xml:space="preserve">2.8.</w:t>
       </w:r>
       <w:r>
         <w:t xml:space="preserve"> </w:t>
@@ -2748,27 +3203,53 @@
           <m:t>=</m:t>
         </m:r>
         <m:r>
+          <m:rPr>
+            <m:sty m:val="p"/>
+          </m:rPr>
+          <m:t>ln</m:t>
+        </m:r>
+        <m:r>
+          <m:rPr>
+            <m:sty m:val="p"/>
+          </m:rPr>
+          <m:t>(</m:t>
+        </m:r>
+        <m:r>
           <m:t>x</m:t>
         </m:r>
         <m:r>
           <m:rPr>
             <m:sty m:val="p"/>
           </m:rPr>
-          <m:t>sin</m:t>
-        </m:r>
-        <m:d>
-          <m:dPr>
-            <m:begChr m:val="("/>
-            <m:sepChr m:val=""/>
-            <m:endChr m:val=")"/>
-            <m:grow/>
-          </m:dPr>
-          <m:e>
-            <m:r>
-              <m:t>y</m:t>
-            </m:r>
-          </m:e>
-        </m:d>
+          <m:t>)</m:t>
+        </m:r>
+        <m:r>
+          <m:rPr>
+            <m:sty m:val="p"/>
+          </m:rPr>
+          <m:t>−</m:t>
+        </m:r>
+        <m:r>
+          <m:rPr>
+            <m:sty m:val="p"/>
+          </m:rPr>
+          <m:t>ln</m:t>
+        </m:r>
+        <m:r>
+          <m:rPr>
+            <m:sty m:val="p"/>
+          </m:rPr>
+          <m:t>(</m:t>
+        </m:r>
+        <m:r>
+          <m:t>y</m:t>
+        </m:r>
+        <m:r>
+          <m:rPr>
+            <m:sty m:val="p"/>
+          </m:rPr>
+          <m:t>)</m:t>
+        </m:r>
       </m:oMath>
       <w:r>
         <w:t xml:space="preserve"> </w:t>
@@ -2796,20 +3277,11 @@
           <m:rPr>
             <m:sty m:val="p"/>
           </m:rPr>
-          <m:t>−</m:t>
-        </m:r>
-        <m:sSup>
-          <m:e>
-            <m:r>
-              <m:t>t</m:t>
-            </m:r>
-          </m:e>
-          <m:sup>
-            <m:r>
-              <m:t>2</m:t>
-            </m:r>
-          </m:sup>
-        </m:sSup>
+          <m:t>+</m:t>
+        </m:r>
+        <m:r>
+          <m:t>t</m:t>
+        </m:r>
       </m:oMath>
       <w:r>
         <w:t xml:space="preserve"> </w:t>
@@ -2846,7 +3318,7 @@
         <w:pStyle w:val="BodyText"/>
       </w:pPr>
       <w:r>
-        <w:t xml:space="preserve">2.6.</w:t>
+        <w:t xml:space="preserve">2.9.</w:t>
       </w:r>
       <w:r>
         <w:t xml:space="preserve"> </w:t>
@@ -2864,105 +3336,27 @@
           </m:rPr>
           <m:t>=</m:t>
         </m:r>
-        <m:sSup>
-          <m:e>
-            <m:r>
-              <m:t>x</m:t>
-            </m:r>
-          </m:e>
-          <m:sup>
-            <m:r>
-              <m:t>2</m:t>
-            </m:r>
-          </m:sup>
-        </m:sSup>
+        <m:r>
+          <m:rPr>
+            <m:sty m:val="p"/>
+          </m:rPr>
+          <m:t>tan</m:t>
+        </m:r>
+        <m:r>
+          <m:rPr>
+            <m:sty m:val="p"/>
+          </m:rPr>
+          <m:t>(</m:t>
+        </m:r>
+        <m:r>
+          <m:t>x</m:t>
+        </m:r>
         <m:r>
           <m:rPr>
             <m:sty m:val="p"/>
           </m:rPr>
           <m:t>+</m:t>
         </m:r>
-        <m:sSup>
-          <m:e>
-            <m:r>
-              <m:t>y</m:t>
-            </m:r>
-          </m:e>
-          <m:sup>
-            <m:r>
-              <m:t>2</m:t>
-            </m:r>
-          </m:sup>
-        </m:sSup>
-      </m:oMath>
-      <w:r>
-        <w:t xml:space="preserve"> </w:t>
-      </w:r>
-      <w:r>
-        <w:t xml:space="preserve">where</w:t>
-      </w:r>
-      <w:r>
-        <w:t xml:space="preserve"> </w:t>
-      </w:r>
-      <m:oMath>
-        <m:r>
-          <m:t>x</m:t>
-        </m:r>
-        <m:r>
-          <m:rPr>
-            <m:sty m:val="p"/>
-          </m:rPr>
-          <m:t>=</m:t>
-        </m:r>
-        <m:r>
-          <m:rPr>
-            <m:sty m:val="p"/>
-          </m:rPr>
-          <m:t>cos</m:t>
-        </m:r>
-        <m:d>
-          <m:dPr>
-            <m:begChr m:val="("/>
-            <m:sepChr m:val=""/>
-            <m:endChr m:val=")"/>
-            <m:grow/>
-          </m:dPr>
-          <m:e>
-            <m:r>
-              <m:t>s</m:t>
-            </m:r>
-          </m:e>
-        </m:d>
-        <m:r>
-          <m:rPr>
-            <m:sty m:val="p"/>
-          </m:rPr>
-          <m:t>sin</m:t>
-        </m:r>
-        <m:d>
-          <m:dPr>
-            <m:begChr m:val="("/>
-            <m:sepChr m:val=""/>
-            <m:endChr m:val=")"/>
-            <m:grow/>
-          </m:dPr>
-          <m:e>
-            <m:r>
-              <m:t>t</m:t>
-            </m:r>
-          </m:e>
-        </m:d>
-      </m:oMath>
-      <w:r>
-        <w:t xml:space="preserve"> </w:t>
-      </w:r>
-      <w:r>
-        <w:t xml:space="preserve">and</w:t>
-      </w:r>
-      <w:r>
-        <w:t xml:space="preserve"> </w:t>
-      </w:r>
-      <m:oMath>
         <m:r>
           <m:t>y</m:t>
         </m:r>
@@ -2970,348 +3364,8 @@
           <m:rPr>
             <m:sty m:val="p"/>
           </m:rPr>
-          <m:t>=</m:t>
-        </m:r>
-        <m:r>
-          <m:rPr>
-            <m:sty m:val="p"/>
-          </m:rPr>
-          <m:t>sin</m:t>
-        </m:r>
-        <m:d>
-          <m:dPr>
-            <m:begChr m:val="("/>
-            <m:sepChr m:val=""/>
-            <m:endChr m:val=")"/>
-            <m:grow/>
-          </m:dPr>
-          <m:e>
-            <m:r>
-              <m:t>s</m:t>
-            </m:r>
-          </m:e>
-        </m:d>
-        <m:r>
-          <m:rPr>
-            <m:sty m:val="p"/>
-          </m:rPr>
-          <m:t>cos</m:t>
-        </m:r>
-        <m:d>
-          <m:dPr>
-            <m:begChr m:val="("/>
-            <m:sepChr m:val=""/>
-            <m:endChr m:val=")"/>
-            <m:grow/>
-          </m:dPr>
-          <m:e>
-            <m:r>
-              <m:t>t</m:t>
-            </m:r>
-          </m:e>
-        </m:d>
-      </m:oMath>
-      <w:r>
-        <w:t xml:space="preserve">.</w:t>
-      </w:r>
-    </w:p>
-    <w:p>
-      <w:pPr>
-        <w:pStyle w:val="BodyText"/>
-      </w:pPr>
-      <w:r>
-        <w:t xml:space="preserve">2.7.</w:t>
-      </w:r>
-      <w:r>
-        <w:t xml:space="preserve"> </w:t>
-      </w:r>
-      <m:oMath>
-        <m:r>
-          <m:t> </m:t>
-        </m:r>
-        <m:r>
-          <m:t>z</m:t>
-        </m:r>
-        <m:r>
-          <m:rPr>
-            <m:sty m:val="p"/>
-          </m:rPr>
-          <m:t>=</m:t>
-        </m:r>
-        <m:r>
-          <m:t>x</m:t>
-        </m:r>
-        <m:r>
-          <m:t>y</m:t>
-        </m:r>
-        <m:r>
-          <m:rPr>
-            <m:sty m:val="p"/>
-          </m:rPr>
-          <m:t>+</m:t>
-        </m:r>
-        <m:sSup>
-          <m:e>
-            <m:r>
-              <m:t>x</m:t>
-            </m:r>
-          </m:e>
-          <m:sup>
-            <m:r>
-              <m:t>2</m:t>
-            </m:r>
-          </m:sup>
-        </m:sSup>
-      </m:oMath>
-      <w:r>
-        <w:t xml:space="preserve"> </w:t>
-      </w:r>
-      <w:r>
-        <w:t xml:space="preserve">where</w:t>
-      </w:r>
-      <w:r>
-        <w:t xml:space="preserve"> </w:t>
-      </w:r>
-      <m:oMath>
-        <m:r>
-          <m:t>x</m:t>
-        </m:r>
-        <m:r>
-          <m:rPr>
-            <m:sty m:val="p"/>
-          </m:rPr>
-          <m:t>=</m:t>
-        </m:r>
-        <m:r>
-          <m:t>s</m:t>
-        </m:r>
-        <m:r>
-          <m:rPr>
-            <m:sty m:val="p"/>
-          </m:rPr>
-          <m:t>+</m:t>
-        </m:r>
-        <m:r>
-          <m:t>t</m:t>
-        </m:r>
-      </m:oMath>
-      <w:r>
-        <w:t xml:space="preserve"> </w:t>
-      </w:r>
-      <w:r>
-        <w:t xml:space="preserve">and</w:t>
-      </w:r>
-      <w:r>
-        <w:t xml:space="preserve"> </w:t>
-      </w:r>
-      <m:oMath>
-        <m:r>
-          <m:t>y</m:t>
-        </m:r>
-        <m:r>
-          <m:rPr>
-            <m:sty m:val="p"/>
-          </m:rPr>
-          <m:t>=</m:t>
-        </m:r>
-        <m:r>
-          <m:t>s</m:t>
-        </m:r>
-        <m:r>
-          <m:rPr>
-            <m:sty m:val="p"/>
-          </m:rPr>
-          <m:t>−</m:t>
-        </m:r>
-        <m:r>
-          <m:t>t</m:t>
-        </m:r>
-      </m:oMath>
-      <w:r>
-        <w:t xml:space="preserve">.</w:t>
-      </w:r>
-    </w:p>
-    <w:p>
-      <w:pPr>
-        <w:pStyle w:val="BodyText"/>
-      </w:pPr>
-      <w:r>
-        <w:t xml:space="preserve">2.8.</w:t>
-      </w:r>
-      <w:r>
-        <w:t xml:space="preserve"> </w:t>
-      </w:r>
-      <m:oMath>
-        <m:r>
-          <m:t> </m:t>
-        </m:r>
-        <m:r>
-          <m:t>z</m:t>
-        </m:r>
-        <m:r>
-          <m:rPr>
-            <m:sty m:val="p"/>
-          </m:rPr>
-          <m:t>=</m:t>
-        </m:r>
-        <m:r>
-          <m:rPr>
-            <m:sty m:val="p"/>
-          </m:rPr>
-          <m:t>ln</m:t>
-        </m:r>
-        <m:d>
-          <m:dPr>
-            <m:begChr m:val="("/>
-            <m:sepChr m:val=""/>
-            <m:endChr m:val=")"/>
-            <m:grow/>
-          </m:dPr>
-          <m:e>
-            <m:r>
-              <m:t>x</m:t>
-            </m:r>
-          </m:e>
-        </m:d>
-        <m:r>
-          <m:rPr>
-            <m:sty m:val="p"/>
-          </m:rPr>
-          <m:t>−</m:t>
-        </m:r>
-        <m:r>
-          <m:rPr>
-            <m:sty m:val="p"/>
-          </m:rPr>
-          <m:t>ln</m:t>
-        </m:r>
-        <m:d>
-          <m:dPr>
-            <m:begChr m:val="("/>
-            <m:sepChr m:val=""/>
-            <m:endChr m:val=")"/>
-            <m:grow/>
-          </m:dPr>
-          <m:e>
-            <m:r>
-              <m:t>y</m:t>
-            </m:r>
-          </m:e>
-        </m:d>
-      </m:oMath>
-      <w:r>
-        <w:t xml:space="preserve"> </w:t>
-      </w:r>
-      <w:r>
-        <w:t xml:space="preserve">where</w:t>
-      </w:r>
-      <w:r>
-        <w:t xml:space="preserve"> </w:t>
-      </w:r>
-      <m:oMath>
-        <m:r>
-          <m:t>x</m:t>
-        </m:r>
-        <m:r>
-          <m:rPr>
-            <m:sty m:val="p"/>
-          </m:rPr>
-          <m:t>=</m:t>
-        </m:r>
-        <m:r>
-          <m:t>s</m:t>
-        </m:r>
-        <m:r>
-          <m:rPr>
-            <m:sty m:val="p"/>
-          </m:rPr>
-          <m:t>+</m:t>
-        </m:r>
-        <m:r>
-          <m:t>t</m:t>
-        </m:r>
-      </m:oMath>
-      <w:r>
-        <w:t xml:space="preserve"> </w:t>
-      </w:r>
-      <w:r>
-        <w:t xml:space="preserve">and</w:t>
-      </w:r>
-      <w:r>
-        <w:t xml:space="preserve"> </w:t>
-      </w:r>
-      <m:oMath>
-        <m:r>
-          <m:t>y</m:t>
-        </m:r>
-        <m:r>
-          <m:rPr>
-            <m:sty m:val="p"/>
-          </m:rPr>
-          <m:t>=</m:t>
-        </m:r>
-        <m:r>
-          <m:t>s</m:t>
-        </m:r>
-        <m:r>
-          <m:t>t</m:t>
-        </m:r>
-      </m:oMath>
-      <w:r>
-        <w:t xml:space="preserve">.</w:t>
-      </w:r>
-    </w:p>
-    <w:p>
-      <w:pPr>
-        <w:pStyle w:val="BodyText"/>
-      </w:pPr>
-      <w:r>
-        <w:t xml:space="preserve">2.9.</w:t>
-      </w:r>
-      <w:r>
-        <w:t xml:space="preserve"> </w:t>
-      </w:r>
-      <m:oMath>
-        <m:r>
-          <m:t> </m:t>
-        </m:r>
-        <m:r>
-          <m:t>z</m:t>
-        </m:r>
-        <m:r>
-          <m:rPr>
-            <m:sty m:val="p"/>
-          </m:rPr>
-          <m:t>=</m:t>
-        </m:r>
-        <m:r>
-          <m:rPr>
-            <m:sty m:val="p"/>
-          </m:rPr>
-          <m:t>tan</m:t>
-        </m:r>
-        <m:d>
-          <m:dPr>
-            <m:begChr m:val="("/>
-            <m:sepChr m:val=""/>
-            <m:endChr m:val=")"/>
-            <m:grow/>
-          </m:dPr>
-          <m:e>
-            <m:r>
-              <m:t>x</m:t>
-            </m:r>
-            <m:r>
-              <m:rPr>
-                <m:sty m:val="p"/>
-              </m:rPr>
-              <m:t>+</m:t>
-            </m:r>
-            <m:r>
-              <m:t>y</m:t>
-            </m:r>
-          </m:e>
-        </m:d>
+          <m:t>)</m:t>
+        </m:r>
       </m:oMath>
       <w:r>
         <w:t xml:space="preserve"> </w:t>
@@ -3552,8 +3606,8 @@
         <w:t xml:space="preserve">.</w:t>
       </w:r>
     </w:p>
-    <w:bookmarkEnd w:id="22"/>
-    <w:bookmarkStart w:id="24" w:name="q3"/>
+    <w:bookmarkEnd w:id="11"/>
+    <w:bookmarkStart w:id="13" w:name="q3"/>
     <w:p>
       <w:pPr>
         <w:pStyle w:val="Heading2"/>
@@ -3585,58 +3639,60 @@
         <m:r>
           <m:t>w</m:t>
         </m:r>
-        <m:d>
-          <m:dPr>
-            <m:begChr m:val="("/>
-            <m:sepChr m:val=""/>
-            <m:endChr m:val=")"/>
-            <m:grow/>
-          </m:dPr>
+        <m:r>
+          <m:rPr>
+            <m:sty m:val="p"/>
+          </m:rPr>
+          <m:t>(</m:t>
+        </m:r>
+        <m:sSub>
           <m:e>
-            <m:sSub>
-              <m:e>
-                <m:r>
-                  <m:t>x</m:t>
-                </m:r>
-              </m:e>
-              <m:sub>
-                <m:r>
-                  <m:t>1</m:t>
-                </m:r>
-              </m:sub>
-            </m:sSub>
-            <m:r>
-              <m:rPr>
-                <m:sty m:val="p"/>
-              </m:rPr>
-              <m:t>,</m:t>
-            </m:r>
-            <m:r>
-              <m:rPr>
-                <m:sty m:val="p"/>
-              </m:rPr>
-              <m:t>…</m:t>
-            </m:r>
-            <m:r>
-              <m:rPr>
-                <m:sty m:val="p"/>
-              </m:rPr>
-              <m:t>,</m:t>
-            </m:r>
-            <m:sSub>
-              <m:e>
-                <m:r>
-                  <m:t>x</m:t>
-                </m:r>
-              </m:e>
-              <m:sub>
-                <m:r>
-                  <m:t>n</m:t>
-                </m:r>
-              </m:sub>
-            </m:sSub>
+            <m:r>
+              <m:t>x</m:t>
+            </m:r>
           </m:e>
-        </m:d>
+          <m:sub>
+            <m:r>
+              <m:t>1</m:t>
+            </m:r>
+          </m:sub>
+        </m:sSub>
+        <m:r>
+          <m:rPr>
+            <m:sty m:val="p"/>
+          </m:rPr>
+          <m:t>,</m:t>
+        </m:r>
+        <m:r>
+          <m:rPr>
+            <m:sty m:val="p"/>
+          </m:rPr>
+          <m:t>…</m:t>
+        </m:r>
+        <m:r>
+          <m:rPr>
+            <m:sty m:val="p"/>
+          </m:rPr>
+          <m:t>,</m:t>
+        </m:r>
+        <m:sSub>
+          <m:e>
+            <m:r>
+              <m:t>x</m:t>
+            </m:r>
+          </m:e>
+          <m:sub>
+            <m:r>
+              <m:t>n</m:t>
+            </m:r>
+          </m:sub>
+        </m:sSub>
+        <m:r>
+          <m:rPr>
+            <m:sty m:val="p"/>
+          </m:rPr>
+          <m:t>)</m:t>
+        </m:r>
       </m:oMath>
       <w:r>
         <w:t xml:space="preserve"> </w:t>
@@ -4135,22 +4191,24 @@
           </m:rPr>
           <m:t>sin</m:t>
         </m:r>
-        <m:d>
-          <m:dPr>
-            <m:begChr m:val="("/>
-            <m:sepChr m:val=""/>
-            <m:endChr m:val=")"/>
-            <m:grow/>
-          </m:dPr>
-          <m:e>
-            <m:r>
-              <m:t>x</m:t>
-            </m:r>
-            <m:r>
-              <m:t>y</m:t>
-            </m:r>
-          </m:e>
-        </m:d>
+        <m:r>
+          <m:rPr>
+            <m:sty m:val="p"/>
+          </m:rPr>
+          <m:t>(</m:t>
+        </m:r>
+        <m:r>
+          <m:t>x</m:t>
+        </m:r>
+        <m:r>
+          <m:t>y</m:t>
+        </m:r>
+        <m:r>
+          <m:rPr>
+            <m:sty m:val="p"/>
+          </m:rPr>
+          <m:t>)</m:t>
+        </m:r>
         <m:r>
           <m:rPr>
             <m:sty m:val="p"/>
@@ -4163,19 +4221,21 @@
           </m:rPr>
           <m:t>cos</m:t>
         </m:r>
-        <m:d>
-          <m:dPr>
-            <m:begChr m:val="("/>
-            <m:sepChr m:val=""/>
-            <m:endChr m:val=")"/>
-            <m:grow/>
-          </m:dPr>
-          <m:e>
-            <m:r>
-              <m:t>z</m:t>
-            </m:r>
-          </m:e>
-        </m:d>
+        <m:r>
+          <m:rPr>
+            <m:sty m:val="p"/>
+          </m:rPr>
+          <m:t>(</m:t>
+        </m:r>
+        <m:r>
+          <m:t>z</m:t>
+        </m:r>
+        <m:r>
+          <m:rPr>
+            <m:sty m:val="p"/>
+          </m:rPr>
+          <m:t>)</m:t>
+        </m:r>
       </m:oMath>
       <w:r>
         <w:t xml:space="preserve"> </w:t>
@@ -4457,7 +4517,7 @@
       <w:pPr>
         <w:pStyle w:val="FirstParagraph"/>
       </w:pPr>
-      <w:hyperlink r:id="rId23">
+      <w:hyperlink r:id="rId12">
         <w:r>
           <w:rPr>
             <w:rStyle w:val="Hyperlink"/>
@@ -4473,8 +4533,8 @@
         </w:pict>
       </w:r>
     </w:p>
-    <w:bookmarkEnd w:id="24"/>
-    <w:bookmarkStart w:id="26" w:name="version-history-and-licensing"/>
+    <w:bookmarkEnd w:id="13"/>
+    <w:bookmarkStart w:id="15" w:name="version-history-and-licensing"/>
     <w:p>
       <w:pPr>
         <w:pStyle w:val="Heading2"/>
@@ -4495,7 +4555,7 @@
       <w:pPr>
         <w:pStyle w:val="BodyText"/>
       </w:pPr>
-      <w:hyperlink r:id="rId25">
+      <w:hyperlink r:id="rId14">
         <w:r>
           <w:rPr>
             <w:rStyle w:val="Hyperlink"/>
@@ -4504,7 +4564,7 @@
         </w:r>
       </w:hyperlink>
     </w:p>
-    <w:bookmarkEnd w:id="26"/>
+    <w:bookmarkEnd w:id="15"/>
     <w:sectPr>
       <w:pgSz w:h="15840" w:w="12240"/>
       <w:pgMar w:bottom="1440" w:footer="720" w:gutter="0" w:header="720" w:left="1440" w:right="1440" w:top="1440"/>
